--- a/docs/delivery/02_아가야_운영인계서.docx
+++ b/docs/delivery/02_아가야_운영인계서.docx
@@ -332,13 +332,14 @@
             <w:pPr>
               <w:spacing w:after="0"/>
             </w:pPr>
-            <w:r/>
+            <w:r>
+              <w:t>서비스 상태 확인</w:t>
+            </w:r>
             <w:r>
               <w:rPr>
                 <w:b w:val="0"/>
                 <w:sz w:val="18"/>
               </w:rPr>
-              <w:t>API 상태 확인</w:t>
             </w:r>
           </w:p>
         </w:tc>
@@ -351,13 +352,14 @@
             <w:pPr>
               <w:spacing w:after="0"/>
             </w:pPr>
-            <w:r/>
+            <w:r>
+              <w:t>운영자가 제공한 서비스 상태 확인 화면</w:t>
+            </w:r>
             <w:r>
               <w:rPr>
                 <w:b w:val="0"/>
                 <w:sz w:val="18"/>
               </w:rPr>
-              <w:t>https://agaya-api-yvdnhntt7a-du.a.run.app/_health</w:t>
             </w:r>
           </w:p>
         </w:tc>
@@ -410,13 +412,14 @@
             <w:pPr>
               <w:spacing w:after="0"/>
             </w:pPr>
-            <w:r/>
+            <w:r>
+              <w:t>운영 콘솔의 매일 요약 작업</w:t>
+            </w:r>
             <w:r>
               <w:rPr>
                 <w:b w:val="0"/>
                 <w:sz w:val="18"/>
               </w:rPr>
-              <w:t>Google Cloud Scheduler의 아가야 매일 요약 작업</w:t>
             </w:r>
           </w:p>
         </w:tc>
@@ -556,7 +559,7 @@
         <w:spacing w:after="40"/>
       </w:pPr>
       <w:r>
-        <w:t>관리자 계정, 비밀번호, API 키, 결제 또는 문자 발송 권한은 이 문서에 적지 않습니다.</w:t>
+        <w:t>관리자 계정, 비밀번호, 서비스 비밀키, 결제 또는 문자 발송 권한은 이 문서에 적지 않습니다.</w:t>
       </w:r>
     </w:p>
     <w:p>
